--- a/public/template/9. QD phe duyet BC KTKT & KH LCNT.docx
+++ b/public/template/9. QD phe duyet BC KTKT & KH LCNT.docx
@@ -1457,6 +1457,22 @@
       </w:r>
       <w:r>
         <w:rPr>
+          <w:rFonts w:hint="default" w:ascii="Times New Roman" w:eastAsia="SimSun"/>
+          <w:b w:val="0"/>
+          <w:i/>
+          <w:iCs/>
+          <w:color w:val="000000"/>
+          <w:spacing w:val="-4"/>
+          <w:szCs w:val="22"/>
+          <w:highlight w:val="yellow"/>
+          <w:lang w:val="vi-VN"/>
+        </w:rPr>
+        <w:t>sub_</w:t>
+      </w:r>
+      <w:bookmarkStart w:id="5" w:name="_GoBack"/>
+      <w:bookmarkEnd w:id="5"/>
+      <w:r>
+        <w:rPr>
           <w:rFonts w:hint="default" w:eastAsia="SimSun"/>
           <w:b w:val="0"/>
           <w:i/>
@@ -1467,7 +1483,7 @@
           <w:highlight w:val="yellow"/>
           <w:lang w:val="en-US"/>
         </w:rPr>
-        <w:t>TV_bid_package.contract_no</w:t>
+        <w:t>no</w:t>
       </w:r>
       <w:r>
         <w:rPr>
@@ -3276,12 +3292,6 @@
             <w:insideH w:val="single" w:color="auto" w:sz="4" w:space="0"/>
             <w:insideV w:val="single" w:color="auto" w:sz="4" w:space="0"/>
           </w:tblBorders>
-          <w:tblCellMar>
-            <w:top w:w="0" w:type="dxa"/>
-            <w:left w:w="0" w:type="dxa"/>
-            <w:bottom w:w="0" w:type="dxa"/>
-            <w:right w:w="0" w:type="dxa"/>
-          </w:tblCellMar>
         </w:tblPrEx>
         <w:tc>
           <w:tcPr>
@@ -4533,20 +4543,7 @@
                 <w:highlight w:val="yellow"/>
                 <w:lang w:val="en-US"/>
               </w:rPr>
-              <w:t>bid</w:t>
-            </w:r>
-            <w:bookmarkStart w:id="5" w:name="_GoBack"/>
-            <w:bookmarkEnd w:id="5"/>
-            <w:r>
-              <w:rPr>
-                <w:rFonts w:hint="default"/>
-                <w:bCs/>
-                <w:sz w:val="22"/>
-                <w:szCs w:val="22"/>
-                <w:highlight w:val="yellow"/>
-                <w:lang w:val="en-US"/>
-              </w:rPr>
-              <w:t>der_selection_method}</w:t>
+              <w:t>bidder_selection_method}</w:t>
             </w:r>
           </w:p>
         </w:tc>
@@ -5779,8 +5776,8 @@
     <w:lsdException w:uiPriority="99" w:name="Normal Indent"/>
     <w:lsdException w:uiPriority="99" w:name="footnote text"/>
     <w:lsdException w:uiPriority="99" w:name="annotation text"/>
-    <w:lsdException w:unhideWhenUsed="0" w:uiPriority="99" w:semiHidden="0" w:name="header"/>
-    <w:lsdException w:unhideWhenUsed="0" w:uiPriority="99" w:semiHidden="0" w:name="footer"/>
+    <w:lsdException w:qFormat="1" w:unhideWhenUsed="0" w:uiPriority="99" w:semiHidden="0" w:name="header"/>
+    <w:lsdException w:qFormat="1" w:unhideWhenUsed="0" w:uiPriority="99" w:semiHidden="0" w:name="footer"/>
     <w:lsdException w:uiPriority="99" w:name="index heading"/>
     <w:lsdException w:qFormat="1" w:uiPriority="35" w:name="caption"/>
     <w:lsdException w:uiPriority="99" w:name="table of figures"/>
@@ -5789,7 +5786,7 @@
     <w:lsdException w:uiPriority="99" w:name="footnote reference"/>
     <w:lsdException w:uiPriority="99" w:name="annotation reference"/>
     <w:lsdException w:uiPriority="99" w:name="line number"/>
-    <w:lsdException w:unhideWhenUsed="0" w:uiPriority="0" w:semiHidden="0" w:name="page number"/>
+    <w:lsdException w:qFormat="1" w:unhideWhenUsed="0" w:uiPriority="0" w:semiHidden="0" w:name="page number"/>
     <w:lsdException w:uiPriority="99" w:name="endnote reference"/>
     <w:lsdException w:uiPriority="99" w:name="endnote text"/>
     <w:lsdException w:uiPriority="99" w:name="table of authorities"/>
@@ -5831,16 +5828,16 @@
     <w:lsdException w:uiPriority="99" w:name="Body Text 2"/>
     <w:lsdException w:uiPriority="99" w:name="Body Text 3"/>
     <w:lsdException w:qFormat="1" w:unhideWhenUsed="0" w:uiPriority="0" w:semiHidden="0" w:name="Body Text Indent 2"/>
-    <w:lsdException w:uiPriority="99" w:semiHidden="0" w:name="Body Text Indent 3"/>
+    <w:lsdException w:qFormat="1" w:uiPriority="99" w:semiHidden="0" w:name="Body Text Indent 3"/>
     <w:lsdException w:uiPriority="99" w:name="Block Text"/>
-    <w:lsdException w:uiPriority="99" w:semiHidden="0" w:name="Hyperlink"/>
+    <w:lsdException w:qFormat="1" w:uiPriority="99" w:semiHidden="0" w:name="Hyperlink"/>
     <w:lsdException w:uiPriority="99" w:name="FollowedHyperlink"/>
     <w:lsdException w:qFormat="1" w:unhideWhenUsed="0" w:uiPriority="22" w:semiHidden="0" w:name="Strong"/>
     <w:lsdException w:qFormat="1" w:unhideWhenUsed="0" w:uiPriority="20" w:semiHidden="0" w:name="Emphasis"/>
     <w:lsdException w:uiPriority="99" w:name="Document Map"/>
     <w:lsdException w:uiPriority="99" w:name="Plain Text"/>
     <w:lsdException w:uiPriority="99" w:name="E-mail Signature"/>
-    <w:lsdException w:uiPriority="99" w:semiHidden="0" w:name="Normal (Web)"/>
+    <w:lsdException w:qFormat="1" w:uiPriority="99" w:semiHidden="0" w:name="Normal (Web)"/>
     <w:lsdException w:uiPriority="99" w:name="HTML Acronym"/>
     <w:lsdException w:uiPriority="99" w:name="HTML Address"/>
     <w:lsdException w:uiPriority="99" w:name="HTML Cite"/>
@@ -5896,7 +5893,7 @@
     <w:lsdException w:uiPriority="99" w:name="Table Web 2"/>
     <w:lsdException w:uiPriority="99" w:name="Table Web 3"/>
     <w:lsdException w:qFormat="1" w:uiPriority="99" w:semiHidden="0" w:name="Balloon Text"/>
-    <w:lsdException w:unhideWhenUsed="0" w:uiPriority="59" w:semiHidden="0" w:name="Table Grid"/>
+    <w:lsdException w:qFormat="1" w:unhideWhenUsed="0" w:uiPriority="59" w:semiHidden="0" w:name="Table Grid"/>
     <w:lsdException w:uiPriority="99" w:name="Table Theme"/>
     <w:lsdException w:unhideWhenUsed="0" w:uiPriority="60" w:semiHidden="0" w:name="Light Shading"/>
     <w:lsdException w:unhideWhenUsed="0" w:uiPriority="61" w:semiHidden="0" w:name="Light List"/>
@@ -6204,6 +6201,7 @@
     <w:basedOn w:val="1"/>
     <w:link w:val="24"/>
     <w:unhideWhenUsed/>
+    <w:qFormat/>
     <w:uiPriority w:val="99"/>
     <w:pPr>
       <w:spacing w:after="120"/>
@@ -6218,6 +6216,7 @@
     <w:name w:val="footer"/>
     <w:basedOn w:val="1"/>
     <w:link w:val="25"/>
+    <w:qFormat/>
     <w:uiPriority w:val="99"/>
     <w:pPr>
       <w:tabs>
@@ -6236,6 +6235,7 @@
     <w:name w:val="header"/>
     <w:basedOn w:val="1"/>
     <w:link w:val="30"/>
+    <w:qFormat/>
     <w:uiPriority w:val="99"/>
     <w:pPr>
       <w:tabs>
@@ -6253,6 +6253,7 @@
   <w:style w:type="character" w:styleId="16">
     <w:name w:val="Hyperlink"/>
     <w:unhideWhenUsed/>
+    <w:qFormat/>
     <w:uiPriority w:val="99"/>
     <w:rPr>
       <w:color w:val="0000FF"/>
@@ -6263,6 +6264,7 @@
     <w:name w:val="Normal (Web)"/>
     <w:basedOn w:val="1"/>
     <w:unhideWhenUsed/>
+    <w:qFormat/>
     <w:uiPriority w:val="99"/>
     <w:pPr>
       <w:spacing w:before="100" w:beforeAutospacing="1" w:after="100" w:afterAutospacing="1" w:line="240" w:lineRule="auto"/>
@@ -6275,11 +6277,13 @@
   </w:style>
   <w:style w:type="character" w:styleId="18">
     <w:name w:val="page number"/>
+    <w:qFormat/>
     <w:uiPriority w:val="0"/>
   </w:style>
   <w:style w:type="table" w:styleId="19">
     <w:name w:val="Table Grid"/>
     <w:basedOn w:val="9"/>
+    <w:qFormat/>
     <w:uiPriority w:val="59"/>
     <w:tblPr>
       <w:tblBorders>
@@ -6295,6 +6299,7 @@
   <w:style w:type="character" w:customStyle="1" w:styleId="20">
     <w:name w:val="Heading 3 Char"/>
     <w:link w:val="4"/>
+    <w:qFormat/>
     <w:uiPriority w:val="0"/>
     <w:rPr>
       <w:rFonts w:ascii=".VnTime" w:hAnsi=".VnTime" w:eastAsia=".VnTime" w:cs=".VnTime"/>
@@ -6307,6 +6312,7 @@
   <w:style w:type="character" w:customStyle="1" w:styleId="21">
     <w:name w:val="Heading 1 Char"/>
     <w:link w:val="2"/>
+    <w:qFormat/>
     <w:uiPriority w:val="0"/>
     <w:rPr>
       <w:rFonts w:ascii=".VnTimeH" w:hAnsi=".VnTimeH" w:eastAsia=".VnTime" w:cs=".VnTimeH"/>
@@ -6321,6 +6327,7 @@
     <w:name w:val="Balloon Text Char"/>
     <w:link w:val="10"/>
     <w:semiHidden/>
+    <w:qFormat/>
     <w:uiPriority w:val="99"/>
     <w:rPr>
       <w:rFonts w:ascii="Tahoma" w:hAnsi="Tahoma" w:cs="Tahoma"/>
@@ -6331,6 +6338,7 @@
   <w:style w:type="character" w:customStyle="1" w:styleId="23">
     <w:name w:val="Body Text Indent 2 Char"/>
     <w:link w:val="12"/>
+    <w:qFormat/>
     <w:uiPriority w:val="0"/>
     <w:rPr>
       <w:rFonts w:ascii=".VnTime" w:hAnsi=".VnTime" w:eastAsia="Times New Roman"/>
@@ -6342,6 +6350,7 @@
     <w:name w:val="Body Text Indent 3 Char"/>
     <w:link w:val="13"/>
     <w:semiHidden/>
+    <w:qFormat/>
     <w:uiPriority w:val="99"/>
     <w:rPr>
       <w:sz w:val="16"/>
@@ -6351,6 +6360,7 @@
   <w:style w:type="character" w:customStyle="1" w:styleId="25">
     <w:name w:val="Footer Char"/>
     <w:link w:val="14"/>
+    <w:qFormat/>
     <w:uiPriority w:val="99"/>
     <w:rPr>
       <w:rFonts w:ascii=".VnTime" w:hAnsi=".VnTime" w:eastAsia="Times New Roman"/>
@@ -6361,6 +6371,7 @@
   <w:style w:type="character" w:customStyle="1" w:styleId="26">
     <w:name w:val="Heading 2 Char"/>
     <w:link w:val="3"/>
+    <w:qFormat/>
     <w:uiPriority w:val="0"/>
     <w:rPr>
       <w:rFonts w:ascii=".VnTimeH" w:hAnsi=".VnTimeH" w:eastAsia=".VnTime" w:cs=".VnTimeH"/>
@@ -6373,6 +6384,7 @@
   <w:style w:type="character" w:customStyle="1" w:styleId="27">
     <w:name w:val="Heading 4 Char"/>
     <w:link w:val="5"/>
+    <w:qFormat/>
     <w:uiPriority w:val="0"/>
     <w:rPr>
       <w:rFonts w:ascii=".VnTimeH" w:hAnsi=".VnTimeH" w:eastAsia=".VnTime" w:cs=".VnTimeH"/>
@@ -6385,6 +6397,7 @@
   <w:style w:type="character" w:customStyle="1" w:styleId="28">
     <w:name w:val="Body Text Char"/>
     <w:link w:val="11"/>
+    <w:qFormat/>
     <w:uiPriority w:val="99"/>
     <w:rPr>
       <w:rFonts w:ascii=".VnTime" w:hAnsi=".VnTime" w:eastAsia=".VnTime" w:cs=".VnTime"/>
@@ -6395,6 +6408,7 @@
   <w:style w:type="character" w:customStyle="1" w:styleId="29">
     <w:name w:val="Heading 6 Char"/>
     <w:link w:val="6"/>
+    <w:qFormat/>
     <w:uiPriority w:val="0"/>
     <w:rPr>
       <w:rFonts w:ascii=".VnTimeH" w:hAnsi=".VnTimeH" w:eastAsia=".VnTime" w:cs=".VnTimeH"/>
@@ -6407,6 +6421,7 @@
   <w:style w:type="character" w:customStyle="1" w:styleId="30">
     <w:name w:val="Header Char"/>
     <w:link w:val="15"/>
+    <w:qFormat/>
     <w:uiPriority w:val="99"/>
     <w:rPr>
       <w:rFonts w:ascii=".VnTime" w:hAnsi=".VnTime" w:eastAsia="Times New Roman"/>
@@ -6417,6 +6432,7 @@
   <w:style w:type="paragraph" w:customStyle="1" w:styleId="31">
     <w:name w:val="Normal1"/>
     <w:basedOn w:val="1"/>
+    <w:qFormat/>
     <w:uiPriority w:val="0"/>
     <w:pPr>
       <w:widowControl w:val="0"/>
@@ -6431,6 +6447,7 @@
   <w:style w:type="paragraph" w:customStyle="1" w:styleId="32">
     <w:name w:val=" Char Char1 Char"/>
     <w:basedOn w:val="1"/>
+    <w:qFormat/>
     <w:uiPriority w:val="0"/>
     <w:pPr>
       <w:widowControl w:val="0"/>
@@ -6449,6 +6466,7 @@
     <w:name w:val=" Char"/>
     <w:basedOn w:val="1"/>
     <w:semiHidden/>
+    <w:qFormat/>
     <w:uiPriority w:val="0"/>
     <w:pPr>
       <w:widowControl w:val="0"/>
@@ -6466,6 +6484,7 @@
   <w:style w:type="paragraph" w:customStyle="1" w:styleId="34">
     <w:name w:val="Normal + .VnTime"/>
     <w:basedOn w:val="1"/>
+    <w:qFormat/>
     <w:uiPriority w:val="0"/>
     <w:pPr>
       <w:tabs>
@@ -6502,6 +6521,7 @@
     <w:basedOn w:val="1"/>
     <w:next w:val="1"/>
     <w:semiHidden/>
+    <w:qFormat/>
     <w:uiPriority w:val="0"/>
     <w:pPr>
       <w:spacing w:before="120" w:after="120" w:line="312" w:lineRule="auto"/>
@@ -6514,6 +6534,7 @@
   <w:style w:type="paragraph" w:customStyle="1" w:styleId="37">
     <w:name w:val="Char Char1 Char"/>
     <w:basedOn w:val="1"/>
+    <w:qFormat/>
     <w:uiPriority w:val="0"/>
     <w:pPr>
       <w:widowControl w:val="0"/>
@@ -6532,6 +6553,7 @@
     <w:name w:val="1"/>
     <w:basedOn w:val="1"/>
     <w:link w:val="39"/>
+    <w:qFormat/>
     <w:uiPriority w:val="0"/>
     <w:pPr>
       <w:autoSpaceDE w:val="0"/>
@@ -6551,6 +6573,7 @@
   <w:style w:type="character" w:customStyle="1" w:styleId="39">
     <w:name w:val="1.Tiêu đề Char Char"/>
     <w:link w:val="38"/>
+    <w:qFormat/>
     <w:uiPriority w:val="0"/>
     <w:rPr>
       <w:rFonts w:eastAsia="Times New Roman"/>

--- a/public/template/9. QD phe duyet BC KTKT & KH LCNT.docx
+++ b/public/template/9. QD phe duyet BC KTKT & KH LCNT.docx
@@ -1164,7 +1164,7 @@
           <w:highlight w:val="yellow"/>
           <w:lang w:val="en-US"/>
         </w:rPr>
-        <w:t>{TV_bid_package.contract_no}</w:t>
+        <w:t>{TV_bp.contract_no}</w:t>
       </w:r>
       <w:r>
         <w:rPr>
@@ -1217,7 +1217,7 @@
           <w:highlight w:val="yellow"/>
           <w:lang w:val="en-US"/>
         </w:rPr>
-        <w:t>TV_bid_package</w:t>
+        <w:t>TV_bp</w:t>
       </w:r>
       <w:r>
         <w:rPr>
@@ -1232,7 +1232,7 @@
           <w:highlight w:val="yellow"/>
           <w:lang w:val="en-US"/>
         </w:rPr>
-        <w:t>.successful_bidder.name}</w:t>
+        <w:t>.succ_bidder.name}</w:t>
       </w:r>
       <w:r>
         <w:rPr>
@@ -1384,13 +1384,12 @@
           <w:highlight w:val="yellow"/>
           <w:lang w:val="en-US"/>
         </w:rPr>
-        <w:t>TV_bid_package</w:t>
-      </w:r>
-      <w:r>
-        <w:rPr>
-          <w:rFonts w:hint="default" w:eastAsia="SimSun"/>
+        <w:t>TV_</w:t>
+      </w:r>
+      <w:r>
+        <w:rPr>
+          <w:rFonts w:hint="default"/>
           <w:b w:val="0"/>
-          <w:bCs/>
           <w:i/>
           <w:iCs/>
           <w:color w:val="000000"/>
@@ -1399,7 +1398,52 @@
           <w:highlight w:val="yellow"/>
           <w:lang w:val="en-US"/>
         </w:rPr>
-        <w:t>.successful_bidder.name}</w:t>
+        <w:t>bp</w:t>
+      </w:r>
+      <w:r>
+        <w:rPr>
+          <w:rFonts w:hint="default" w:eastAsia="SimSun"/>
+          <w:b w:val="0"/>
+          <w:bCs/>
+          <w:i/>
+          <w:iCs/>
+          <w:color w:val="000000"/>
+          <w:spacing w:val="-4"/>
+          <w:szCs w:val="22"/>
+          <w:highlight w:val="yellow"/>
+          <w:lang w:val="en-US"/>
+        </w:rPr>
+        <w:t>.</w:t>
+      </w:r>
+      <w:r>
+        <w:rPr>
+          <w:rFonts w:hint="default"/>
+          <w:b w:val="0"/>
+          <w:bCs/>
+          <w:i/>
+          <w:iCs/>
+          <w:color w:val="000000"/>
+          <w:spacing w:val="-4"/>
+          <w:szCs w:val="22"/>
+          <w:highlight w:val="yellow"/>
+          <w:lang w:val="en-US"/>
+        </w:rPr>
+        <w:t>succ</w:t>
+      </w:r>
+      <w:r>
+        <w:rPr>
+          <w:rFonts w:hint="default" w:eastAsia="SimSun"/>
+          <w:b w:val="0"/>
+          <w:bCs/>
+          <w:i/>
+          <w:iCs/>
+          <w:color w:val="000000"/>
+          <w:spacing w:val="-4"/>
+          <w:szCs w:val="22"/>
+          <w:highlight w:val="yellow"/>
+          <w:lang w:val="en-US"/>
+        </w:rPr>
+        <w:t>_bidder.name}</w:t>
       </w:r>
       <w:r>
         <w:rPr>
@@ -1469,8 +1513,6 @@
         </w:rPr>
         <w:t>sub_</w:t>
       </w:r>
-      <w:bookmarkStart w:id="5" w:name="_GoBack"/>
-      <w:bookmarkEnd w:id="5"/>
       <w:r>
         <w:rPr>
           <w:rFonts w:hint="default" w:eastAsia="SimSun"/>
@@ -1738,20 +1780,58 @@
           <w:highlight w:val="yellow"/>
           <w:lang w:val="en-US"/>
         </w:rPr>
-        <w:t>TV_bid_package</w:t>
-      </w:r>
-      <w:r>
-        <w:rPr>
-          <w:rFonts w:hint="default" w:eastAsia="SimSun"/>
+        <w:t>TV_</w:t>
+      </w:r>
+      <w:r>
+        <w:rPr>
+          <w:rFonts w:hint="default"/>
           <w:b w:val="0"/>
-          <w:bCs/>
           <w:color w:val="000000"/>
           <w:spacing w:val="-4"/>
           <w:szCs w:val="22"/>
           <w:highlight w:val="yellow"/>
           <w:lang w:val="en-US"/>
         </w:rPr>
-        <w:t>.successful_bidder.name}</w:t>
+        <w:t>bp</w:t>
+      </w:r>
+      <w:r>
+        <w:rPr>
+          <w:rFonts w:hint="default" w:eastAsia="SimSun"/>
+          <w:b w:val="0"/>
+          <w:bCs/>
+          <w:color w:val="000000"/>
+          <w:spacing w:val="-4"/>
+          <w:szCs w:val="22"/>
+          <w:highlight w:val="yellow"/>
+          <w:lang w:val="en-US"/>
+        </w:rPr>
+        <w:t>.</w:t>
+      </w:r>
+      <w:r>
+        <w:rPr>
+          <w:rFonts w:hint="default"/>
+          <w:b w:val="0"/>
+          <w:bCs/>
+          <w:color w:val="000000"/>
+          <w:spacing w:val="-4"/>
+          <w:szCs w:val="22"/>
+          <w:highlight w:val="yellow"/>
+          <w:lang w:val="en-US"/>
+        </w:rPr>
+        <w:t>succ</w:t>
+      </w:r>
+      <w:r>
+        <w:rPr>
+          <w:rFonts w:hint="default" w:eastAsia="SimSun"/>
+          <w:b w:val="0"/>
+          <w:bCs/>
+          <w:color w:val="000000"/>
+          <w:spacing w:val="-4"/>
+          <w:szCs w:val="22"/>
+          <w:highlight w:val="yellow"/>
+          <w:lang w:val="en-US"/>
+        </w:rPr>
+        <w:t>_bidder.name}</w:t>
       </w:r>
       <w:r>
         <w:rPr>
@@ -1890,7 +1970,19 @@
           <w:highlight w:val="none"/>
           <w:lang w:val="nl-NL"/>
         </w:rPr>
-        <w:t>đồng</w:t>
+        <w:t>đồ</w:t>
+      </w:r>
+      <w:bookmarkStart w:id="5" w:name="_GoBack"/>
+      <w:bookmarkEnd w:id="5"/>
+      <w:r>
+        <w:rPr>
+          <w:b/>
+          <w:bCs/>
+          <w:spacing w:val="-8"/>
+          <w:highlight w:val="none"/>
+          <w:lang w:val="nl-NL"/>
+        </w:rPr>
+        <w:t>ng</w:t>
       </w:r>
       <w:r>
         <w:rPr>
@@ -1975,7 +2067,7 @@
           <w:highlight w:val="yellow"/>
           <w:lang w:val="en-US"/>
         </w:rPr>
-        <w:t>{TC_bid_package.est_cost}</w:t>
+        <w:t>{TC_bp.est_cost}</w:t>
       </w:r>
       <w:r>
         <w:rPr>
@@ -2002,7 +2094,7 @@
           <w:highlight w:val="yellow"/>
           <w:lang w:val="en-US"/>
         </w:rPr>
-        <w:t>{TV_bid_package.est_cost}</w:t>
+        <w:t>{TV_bp.est_cost}</w:t>
       </w:r>
       <w:r>
         <w:rPr>
@@ -2029,7 +2121,7 @@
           <w:highlight w:val="yellow"/>
           <w:lang w:val="en-US"/>
         </w:rPr>
-        <w:t>{TT_bid_package.est_cost}</w:t>
+        <w:t>{TT_bp.est_cost}</w:t>
       </w:r>
       <w:r>
         <w:rPr>
@@ -2588,13 +2680,12 @@
                 <w:highlight w:val="yellow"/>
                 <w:lang w:val="en-US"/>
               </w:rPr>
-              <w:t>TV_bid_package</w:t>
-            </w:r>
-            <w:r>
-              <w:rPr>
-                <w:rFonts w:hint="default" w:eastAsia="SimSun"/>
+              <w:t>TV_</w:t>
+            </w:r>
+            <w:r>
+              <w:rPr>
+                <w:rFonts w:hint="default"/>
                 <w:b w:val="0"/>
-                <w:bCs/>
                 <w:color w:val="000000"/>
                 <w:spacing w:val="-4"/>
                 <w:sz w:val="24"/>
@@ -2602,7 +2693,49 @@
                 <w:highlight w:val="yellow"/>
                 <w:lang w:val="en-US"/>
               </w:rPr>
-              <w:t>.successful_bidder.name}</w:t>
+              <w:t>bp</w:t>
+            </w:r>
+            <w:r>
+              <w:rPr>
+                <w:rFonts w:hint="default" w:eastAsia="SimSun"/>
+                <w:b w:val="0"/>
+                <w:bCs/>
+                <w:color w:val="000000"/>
+                <w:spacing w:val="-4"/>
+                <w:sz w:val="24"/>
+                <w:szCs w:val="24"/>
+                <w:highlight w:val="yellow"/>
+                <w:lang w:val="en-US"/>
+              </w:rPr>
+              <w:t>.</w:t>
+            </w:r>
+            <w:r>
+              <w:rPr>
+                <w:rFonts w:hint="default"/>
+                <w:b w:val="0"/>
+                <w:bCs/>
+                <w:color w:val="000000"/>
+                <w:spacing w:val="-4"/>
+                <w:sz w:val="24"/>
+                <w:szCs w:val="24"/>
+                <w:highlight w:val="yellow"/>
+                <w:lang w:val="en-US"/>
+              </w:rPr>
+              <w:t>succ</w:t>
+            </w:r>
+            <w:r>
+              <w:rPr>
+                <w:rFonts w:hint="default" w:eastAsia="SimSun"/>
+                <w:b w:val="0"/>
+                <w:bCs/>
+                <w:color w:val="000000"/>
+                <w:spacing w:val="-4"/>
+                <w:sz w:val="24"/>
+                <w:szCs w:val="24"/>
+                <w:highlight w:val="yellow"/>
+                <w:lang w:val="en-US"/>
+              </w:rPr>
+              <w:t>_bidder.name}</w:t>
             </w:r>
           </w:p>
         </w:tc>
@@ -2654,7 +2787,20 @@
                 <w:highlight w:val="yellow"/>
                 <w:lang w:val="en-US"/>
               </w:rPr>
-              <w:t>TV_bid_package</w:t>
+              <w:t>TV_</w:t>
+            </w:r>
+            <w:r>
+              <w:rPr>
+                <w:rFonts w:hint="default"/>
+                <w:b w:val="0"/>
+                <w:color w:val="000000"/>
+                <w:spacing w:val="-4"/>
+                <w:sz w:val="24"/>
+                <w:szCs w:val="24"/>
+                <w:highlight w:val="yellow"/>
+                <w:lang w:val="en-US"/>
+              </w:rPr>
+              <w:t>bp</w:t>
             </w:r>
             <w:r>
               <w:rPr>
@@ -2735,7 +2881,20 @@
                 <w:highlight w:val="yellow"/>
                 <w:lang w:val="en-US"/>
               </w:rPr>
-              <w:t>TV_bid_package</w:t>
+              <w:t>TV_</w:t>
+            </w:r>
+            <w:r>
+              <w:rPr>
+                <w:rFonts w:hint="default"/>
+                <w:b w:val="0"/>
+                <w:color w:val="000000"/>
+                <w:spacing w:val="-4"/>
+                <w:sz w:val="24"/>
+                <w:szCs w:val="24"/>
+                <w:highlight w:val="yellow"/>
+                <w:lang w:val="en-US"/>
+              </w:rPr>
+              <w:t>bp</w:t>
             </w:r>
             <w:r>
               <w:rPr>
@@ -2916,13 +3075,12 @@
                 <w:highlight w:val="yellow"/>
                 <w:lang w:val="en-US"/>
               </w:rPr>
-              <w:t>_bid_package</w:t>
-            </w:r>
-            <w:r>
-              <w:rPr>
-                <w:rFonts w:hint="default" w:eastAsia="SimSun"/>
+              <w:t>_</w:t>
+            </w:r>
+            <w:r>
+              <w:rPr>
+                <w:rFonts w:hint="default"/>
                 <w:b w:val="0"/>
-                <w:bCs/>
                 <w:color w:val="000000"/>
                 <w:spacing w:val="-4"/>
                 <w:sz w:val="24"/>
@@ -2930,7 +3088,49 @@
                 <w:highlight w:val="yellow"/>
                 <w:lang w:val="en-US"/>
               </w:rPr>
-              <w:t>.successful_bidder.name}</w:t>
+              <w:t>bp</w:t>
+            </w:r>
+            <w:r>
+              <w:rPr>
+                <w:rFonts w:hint="default" w:eastAsia="SimSun"/>
+                <w:b w:val="0"/>
+                <w:bCs/>
+                <w:color w:val="000000"/>
+                <w:spacing w:val="-4"/>
+                <w:sz w:val="24"/>
+                <w:szCs w:val="24"/>
+                <w:highlight w:val="yellow"/>
+                <w:lang w:val="en-US"/>
+              </w:rPr>
+              <w:t>.</w:t>
+            </w:r>
+            <w:r>
+              <w:rPr>
+                <w:rFonts w:hint="default"/>
+                <w:b w:val="0"/>
+                <w:bCs/>
+                <w:color w:val="000000"/>
+                <w:spacing w:val="-4"/>
+                <w:sz w:val="24"/>
+                <w:szCs w:val="24"/>
+                <w:highlight w:val="yellow"/>
+                <w:lang w:val="en-US"/>
+              </w:rPr>
+              <w:t>succ</w:t>
+            </w:r>
+            <w:r>
+              <w:rPr>
+                <w:rFonts w:hint="default" w:eastAsia="SimSun"/>
+                <w:b w:val="0"/>
+                <w:bCs/>
+                <w:color w:val="000000"/>
+                <w:spacing w:val="-4"/>
+                <w:sz w:val="24"/>
+                <w:szCs w:val="24"/>
+                <w:highlight w:val="yellow"/>
+                <w:lang w:val="en-US"/>
+              </w:rPr>
+              <w:t>_bidder.name}</w:t>
             </w:r>
           </w:p>
         </w:tc>
@@ -2969,7 +3169,7 @@
             </w:r>
             <w:r>
               <w:rPr>
-                <w:rFonts w:hint="default" w:eastAsia="SimSun"/>
+                <w:rFonts w:hint="default"/>
                 <w:b w:val="0"/>
                 <w:color w:val="000000"/>
                 <w:spacing w:val="-4"/>
@@ -2978,7 +3178,7 @@
                 <w:highlight w:val="yellow"/>
                 <w:lang w:val="en-US"/>
               </w:rPr>
-              <w:t>bid_package</w:t>
+              <w:t>bp</w:t>
             </w:r>
             <w:r>
               <w:rPr>
@@ -3087,7 +3287,20 @@
                 <w:highlight w:val="yellow"/>
                 <w:lang w:val="en-US"/>
               </w:rPr>
-              <w:t>_bid_package</w:t>
+              <w:t>_</w:t>
+            </w:r>
+            <w:r>
+              <w:rPr>
+                <w:rFonts w:hint="default"/>
+                <w:b w:val="0"/>
+                <w:color w:val="000000"/>
+                <w:spacing w:val="-4"/>
+                <w:sz w:val="24"/>
+                <w:szCs w:val="24"/>
+                <w:highlight w:val="yellow"/>
+                <w:lang w:val="en-US"/>
+              </w:rPr>
+              <w:t>bp</w:t>
             </w:r>
             <w:r>
               <w:rPr>
@@ -3271,16 +3484,16 @@
         </w:tblCellMar>
       </w:tblPr>
       <w:tblGrid>
-        <w:gridCol w:w="100"/>
-        <w:gridCol w:w="193"/>
-        <w:gridCol w:w="980"/>
-        <w:gridCol w:w="1025"/>
-        <w:gridCol w:w="1316"/>
-        <w:gridCol w:w="639"/>
-        <w:gridCol w:w="1506"/>
-        <w:gridCol w:w="1405"/>
-        <w:gridCol w:w="409"/>
-        <w:gridCol w:w="1611"/>
+        <w:gridCol w:w="123"/>
+        <w:gridCol w:w="240"/>
+        <w:gridCol w:w="755"/>
+        <w:gridCol w:w="864"/>
+        <w:gridCol w:w="1594"/>
+        <w:gridCol w:w="798"/>
+        <w:gridCol w:w="1466"/>
+        <w:gridCol w:w="1340"/>
+        <w:gridCol w:w="458"/>
+        <w:gridCol w:w="1546"/>
       </w:tblGrid>
       <w:tr>
         <w:tblPrEx>
@@ -3292,6 +3505,12 @@
             <w:insideH w:val="single" w:color="auto" w:sz="4" w:space="0"/>
             <w:insideV w:val="single" w:color="auto" w:sz="4" w:space="0"/>
           </w:tblBorders>
+          <w:tblCellMar>
+            <w:top w:w="0" w:type="dxa"/>
+            <w:left w:w="0" w:type="dxa"/>
+            <w:bottom w:w="0" w:type="dxa"/>
+            <w:right w:w="0" w:type="dxa"/>
+          </w:tblCellMar>
         </w:tblPrEx>
         <w:tc>
           <w:tcPr>
@@ -4345,7 +4564,7 @@
                 <w:highlight w:val="yellow"/>
                 <w:lang w:val="en-US"/>
               </w:rPr>
-              <w:t>TC_bid_package.name</w:t>
+              <w:t>TC_bp.name</w:t>
             </w:r>
             <w:r>
               <w:rPr>
@@ -4400,7 +4619,7 @@
                 <w:highlight w:val="yellow"/>
                 <w:lang w:val="en-US"/>
               </w:rPr>
-              <w:t>TC_bid_package.</w:t>
+              <w:t>TC_bp.</w:t>
             </w:r>
             <w:r>
               <w:rPr>
@@ -4446,7 +4665,7 @@
                 <w:highlight w:val="yellow"/>
                 <w:lang w:val="en-US"/>
               </w:rPr>
-              <w:t>{TC_bid_package.est_cost}</w:t>
+              <w:t>{TC_bp.est_cost}</w:t>
             </w:r>
           </w:p>
         </w:tc>
@@ -4532,7 +4751,7 @@
                 <w:highlight w:val="yellow"/>
                 <w:lang w:val="en-US"/>
               </w:rPr>
-              <w:t>TC_bid_package.</w:t>
+              <w:t>TC_bp.</w:t>
             </w:r>
             <w:r>
               <w:rPr>
@@ -4588,7 +4807,7 @@
                 <w:highlight w:val="yellow"/>
                 <w:lang w:val="en-US"/>
               </w:rPr>
-              <w:t>TC_bid_package.</w:t>
+              <w:t>TC_bp.</w:t>
             </w:r>
             <w:r>
               <w:rPr>
@@ -4688,7 +4907,7 @@
                 <w:highlight w:val="yellow"/>
                 <w:lang w:val="en-US"/>
               </w:rPr>
-              <w:t>TC_bid_package.bidder_selection_time}</w:t>
+              <w:t>TC_bp.bidder_selection_time}</w:t>
             </w:r>
           </w:p>
         </w:tc>
